--- a/Filings/Discovery/Plaintiffs_First_Set_of_Interrogatories_to_FIE.docx
+++ b/Filings/Discovery/Plaintiffs_First_Set_of_Interrogatories_to_FIE.docx
@@ -200,7 +200,7 @@
               <w:spacing w:after="0" w:line="240"/>
             </w:pPr>
             <w:r>
-              <w:t xml:space="preserve">Court File No. ______________</w:t>
+              <w:t xml:space="preserve">Court File No. 27-CV-26-11606</w:t>
             </w:r>
           </w:p>
           <w:p>
@@ -216,7 +216,7 @@
               <w:spacing w:after="0" w:line="240"/>
             </w:pPr>
             <w:r>
-              <w:t xml:space="preserve">Judge: ______________</w:t>
+              <w:t xml:space="preserve">Judge: Jamie Anderson</w:t>
             </w:r>
           </w:p>
         </w:tc>

--- a/Filings/Discovery/Plaintiffs_First_Set_of_Interrogatories_to_FIE.docx
+++ b/Filings/Discovery/Plaintiffs_First_Set_of_Interrogatories_to_FIE.docx
@@ -994,10 +994,24 @@
     </w:p>
     <w:p>
       <w:pPr>
+        <w:spacing w:after="160" w:before="0" w:line="240" w:lineRule="auto"/>
+      </w:pPr>
+      <w:r>
+        <w:rPr>
+          <w:b/>
+        </w:rPr>
+        <w:t xml:space="preserve">INTERROGATORY NO. 24:  </w:t>
+      </w:r>
+      <w:r>
+        <w:t>Describe Your policies, procedures, and practices for retaining, reviewing, evaluating, and accepting or rejecting third-party inspection reports and engineering reports on property claims, including the Hancock Claims Consultants and Prieve Engineering reports in The Claim, stating: (a) who within Farmers reviews such reports; (b) what independent review or analysis, if any, Farmers performs of a vendor’s findings and conclusions before relying on them; (c) whether and how an adjuster or supervisor may accept, modify, or reject a vendor’s conclusions; and (d) the review actually performed of the Hancock and Prieve reports in The Claim, identifying each person involved and each document created.</w:t>
+      </w:r>
+    </w:p>
+    <w:p>
+      <w:pPr>
         <w:spacing w:after="160" w:before="200" w:line="276"/>
       </w:pPr>
       <w:r>
-        <w:t xml:space="preserve">Pursuant to Minn. R. Civ. P. 33.01(a), Plaintiffs state that the foregoing interrogatories number twenty-three (23) and, including all discrete subparts, do not exceed the fifty (50) interrogatories permitted without leave of court. Plaintiffs reserve the right to serve additional interrogatories by stipulation or upon leave of court, including any enlargement agreed at the Rule 26.06 conference.</w:t>
+        <w:t>Pursuant to Minn. R. Civ. P. 33.01(a), Plaintiffs state that the foregoing interrogatories number twenty-four (24) and, including all discrete subparts, do not exceed the fifty (50) interrogatories permitted without leave of court. Plaintiffs reserve the right to serve additional interrogatories by stipulation or upon leave of court, including any enlargement agreed at the Rule 26.06 conference.</w:t>
       </w:r>
     </w:p>
     <w:p>

--- a/Filings/Discovery/Plaintiffs_First_Set_of_Interrogatories_to_FIE.docx
+++ b/Filings/Discovery/Plaintiffs_First_Set_of_Interrogatories_to_FIE.docx
@@ -659,7 +659,7 @@
         <w:t xml:space="preserve">INTERROGATORY NO. 1:  </w:t>
       </w:r>
       <w:r>
-        <w:t xml:space="preserve">Identify each person who participated in handling, investigating, adjusting, supervising, or deciding The Claim, stating for each their name, title, employer, role, and dates of involvement.</w:t>
+        <w:t xml:space="preserve">Identify each person who supplied information used to answer these interrogatories, and identify the interrogatory or interrogatories to which each such person contributed.</w:t>
       </w:r>
     </w:p>
     <w:p>
@@ -674,7 +674,7 @@
         <w:t xml:space="preserve">INTERROGATORY NO. 2:  </w:t>
       </w:r>
       <w:r>
-        <w:t xml:space="preserve">Identify each person who supplied information used to answer these interrogatories, and identify the interrogatory or interrogatories to which each such person contributed.</w:t>
+        <w:t xml:space="preserve">State each fact on which You base any contention that hail did not cause damage to any window or exterior component of The Property beyond the windows designated "F1.7" and "B1.2" in The Appraisal Award, and identify the documents and witnesses that support that contention.</w:t>
       </w:r>
     </w:p>
     <w:p>
@@ -689,7 +689,7 @@
         <w:t xml:space="preserve">INTERROGATORY NO. 3:  </w:t>
       </w:r>
       <w:r>
-        <w:t xml:space="preserve">State each fact on which You base any contention that hail did not cause damage to any window or exterior component of The Property beyond the windows designated "F1.7" and "B1.2" in The Appraisal Award, and identify the documents and witnesses that support that contention.</w:t>
+        <w:t xml:space="preserve">For each of the six policy exclusions cited in the November 4, 2024 denial letter, state the specific factual basis on which You contend that exclusion applies to The Claim, and identify the documents and witnesses on which You rely to support the application of that exclusion.</w:t>
       </w:r>
     </w:p>
     <w:p>
@@ -704,7 +704,7 @@
         <w:t xml:space="preserve">INTERROGATORY NO. 4:  </w:t>
       </w:r>
       <w:r>
-        <w:t xml:space="preserve">For each of the six policy exclusions cited in the November 4, 2024 denial letter, state the specific factual basis on which You contend that exclusion applies to The Claim, and identify the documents and witnesses on which You rely to support the application of that exclusion.</w:t>
+        <w:t xml:space="preserve">Identify each non-window component of The Property (including without limitation downspouts, flashing, siding, trim board, doors, and screens) that the Prieve Report’s Photo Appendix A documents as dented, marked, or otherwise damaged, and for each such component state whether You contend the damage exists, the cause You attribute to the damage, and whether You contend that any policy exclusion or limitation applies.</w:t>
       </w:r>
     </w:p>
     <w:p>
@@ -719,7 +719,7 @@
         <w:t xml:space="preserve">INTERROGATORY NO. 5:  </w:t>
       </w:r>
       <w:r>
-        <w:t xml:space="preserve">Identify each non-window component of The Property (including without limitation downspouts, flashing, siding, trim board, doors, and screens) that the Prieve Report’s Photo Appendix A documents as dented, marked, or otherwise damaged, and for each such component state whether You contend the damage exists, the cause You attribute to the damage, and whether You contend that any policy exclusion or limitation applies.</w:t>
+        <w:t xml:space="preserve">State the basis for Your decision to scope the Prieve Engineering engagement to the condition of the windows and to exclude the siding, downspouts, flashing, and doors that Plaintiffs had reported as damaged, identifying the date of that decision, the person(s) who made it, whether Plaintiffs were informed of it, and whether Prieve requested and was denied an expanded scope.</w:t>
       </w:r>
     </w:p>
     <w:p>
@@ -734,7 +734,7 @@
         <w:t xml:space="preserve">INTERROGATORY NO. 6:  </w:t>
       </w:r>
       <w:r>
-        <w:t xml:space="preserve">State the basis for Your decision to scope the Prieve Engineering engagement to the condition of the windows and to exclude the siding, downspouts, flashing, and doors that Plaintiffs had reported as damaged, identifying the date of that decision, the person(s) who made it, whether Plaintiffs were informed of it, and whether Prieve requested and was denied an expanded scope.</w:t>
+        <w:t xml:space="preserve">For each line item in the 2020 Xactimate estimate for The 2020 Claim, identify the specific window or sash to which the line item relates by location and elevation, state whether the line item paid for replacement of an entire window unit or for one or more individual sashes, and identify each window, sash, or component that the 2020 inspection observed or photographed as damaged but did not include in a paid line item, together with the reason for its exclusion.</w:t>
       </w:r>
     </w:p>
     <w:p>
@@ -749,7 +749,7 @@
         <w:t xml:space="preserve">INTERROGATORY NO. 7:  </w:t>
       </w:r>
       <w:r>
-        <w:t xml:space="preserve">Describe the methodology and identify every data source that Nathan Prieve used, and every reasonably available data source that he did not use, to support the statement in the Prieve Report that the most recent hail in Eden Prairie was reported in 2020.</w:t>
+        <w:t xml:space="preserve">State whether You contend that the replacement cost owed for the covered windows excludes any of the following, and if so state the specific factual and contractual basis for each: (a) detaching and resetting, or replacing, window blinds and other coverings mounted to or within the covered windows; (b) interior or exterior trim disturbed by the window replacement; (c) exterior repaint necessitated by the window installation; and (d) remediation of mold or water damage resulting from window leakage.</w:t>
       </w:r>
     </w:p>
     <w:p>
@@ -764,7 +764,7 @@
         <w:t xml:space="preserve">INTERROGATORY NO. 8:  </w:t>
       </w:r>
       <w:r>
-        <w:t xml:space="preserve">State the factual and engineering basis for the Prieve Report’s conclusion that past hail at The Property was not of sufficient size to dent the window frames or the faces of the sashes, including the hail-size threshold applied, the source of that threshold, and any quantitative impact-force or terminal-velocity calculation performed.</w:t>
+        <w:t xml:space="preserve">For each item that You contend is limited or excluded by endorsement J6944 (Limited Matching of Undamaged Property), state the specific factual and contractual basis for that contention and identify which requirement of endorsement J6944 You contend applies to that item.</w:t>
       </w:r>
     </w:p>
     <w:p>
@@ -779,7 +779,7 @@
         <w:t xml:space="preserve">INTERROGATORY NO. 9:  </w:t>
       </w:r>
       <w:r>
-        <w:t xml:space="preserve">For each line item in the 2020 Xactimate estimate for The 2020 Claim, identify the specific window or sash to which the line item relates by location and elevation, state whether the line item paid for replacement of an entire window unit or for one or more individual sashes, and identify each window, sash, or component that the 2020 inspection observed or photographed as damaged but did not include in a paid line item, together with the reason for its exclusion.</w:t>
+        <w:t xml:space="preserve">Identify, by date, speaker, audience, and medium, each communication in which You articulated, restated, or applied any requirement that evidence on a hail claim be provided by an engineer before You would review it, including without limitation the February 3, 2025 telephone call and the February 10, 2025 voicemail.</w:t>
       </w:r>
     </w:p>
     <w:p>
@@ -794,7 +794,7 @@
         <w:t xml:space="preserve">INTERROGATORY NO. 10:  </w:t>
       </w:r>
       <w:r>
-        <w:t xml:space="preserve">State whether You contend that the replacement cost owed for the covered windows excludes any of the following, and if so state the specific factual and contractual basis for each: (a) detaching and resetting, or replacing, window blinds and other coverings mounted to or within the covered windows; (b) interior or exterior trim disturbed by the window replacement; (c) exterior repaint necessitated by the window installation; and (d) remediation of mold or water damage resulting from window leakage.</w:t>
+        <w:t xml:space="preserve">State the basis for Your October 10, 2025 statement that "the file does not contain a report on the requested date" with respect to Nicholas Brau’s September 6, 2024 inspection, and identify the search performed to locate such records, the custodians and systems searched, the date of the search, and the person who performed it.</w:t>
       </w:r>
     </w:p>
     <w:p>
@@ -809,7 +809,7 @@
         <w:t xml:space="preserve">INTERROGATORY NO. 11:  </w:t>
       </w:r>
       <w:r>
-        <w:t xml:space="preserve">For each item that You contend is limited or excluded by endorsement J6944 (Limited Matching of Undamaged Property), state the specific factual and contractual basis for that contention and identify which requirement of endorsement J6944 You contend applies to that item.</w:t>
+        <w:t xml:space="preserve">State the basis for Nicholas Brau’s October 29, 2025 statement that "all the information we can release has already been sent to you," identifying what specifically had been released, to whom, on what date, and which of Mr. Brau’s observations from the September 6, 2024 inspection are included in that release.</w:t>
       </w:r>
     </w:p>
     <w:p>
@@ -824,7 +824,7 @@
         <w:t xml:space="preserve">INTERROGATORY NO. 12:  </w:t>
       </w:r>
       <w:r>
-        <w:t xml:space="preserve">Identify, by date, speaker, audience, and medium, each communication in which You articulated, restated, or applied any requirement that evidence on a hail claim be provided by an engineer before You would review it, including without limitation the February 3, 2025 telephone call and the February 10, 2025 voicemail.</w:t>
+        <w:t xml:space="preserve">For each of the September 3, 2024 and November 4, 2024 denial letters, describe the supervisory review performed before the letter was issued, identifying the reviewer(s), the steps taken, the date of the review, and any documents created during the review.</w:t>
       </w:r>
     </w:p>
     <w:p>
@@ -839,7 +839,7 @@
         <w:t xml:space="preserve">INTERROGATORY NO. 13:  </w:t>
       </w:r>
       <w:r>
-        <w:t xml:space="preserve">State the basis for Your October 10, 2025 statement that "the file does not contain a report on the requested date" with respect to Nicholas Brau’s September 6, 2024 inspection, and identify the search performed to locate such records, the custodians and systems searched, the date of the search, and the person who performed it.</w:t>
+        <w:t xml:space="preserve">State each fact on which You base any contention that The Appraisal Award resolved The Claim within the meaning of Minn. Stat. § 604.18, subd. 4(b), and identify every window that the award is intended to cover and every window it is intended to exclude, with the document or communication supporting each identification.</w:t>
       </w:r>
     </w:p>
     <w:p>
@@ -854,7 +854,7 @@
         <w:t xml:space="preserve">INTERROGATORY NO. 14:  </w:t>
       </w:r>
       <w:r>
-        <w:t xml:space="preserve">State the basis for Nicholas Brau’s October 29, 2025 statement that "all the information we can release has already been sent to you," identifying what specifically had been released, to whom, on what date, and which of Mr. Brau’s observations from the September 6, 2024 inspection are included in that release.</w:t>
+        <w:t xml:space="preserve">State Your position, and the complete basis for it, on whether The Appraisal Award is binding on You as to causation under Quade v. Secura Insurance, 814 N.W.2d 703 (Minn. 2012).</w:t>
       </w:r>
     </w:p>
     <w:p>
@@ -869,7 +869,7 @@
         <w:t xml:space="preserve">INTERROGATORY NO. 15:  </w:t>
       </w:r>
       <w:r>
-        <w:t xml:space="preserve">Describe Your document- and record-retention policies as applied to (a) adjuster inspection notes, (b) draft denial letters, and (c) the audit-trail records of Your claim system, in effect from July 13, 2024 forward.</w:t>
+        <w:t xml:space="preserve">State the factual basis for each affirmative defense asserted in Your Answer to the Complaint, and identify the documents and witnesses that support each such defense.</w:t>
       </w:r>
     </w:p>
     <w:p>
@@ -884,125 +884,20 @@
         <w:t xml:space="preserve">INTERROGATORY NO. 16:  </w:t>
       </w:r>
       <w:r>
-        <w:t xml:space="preserve">For each of the September 3, 2024 and November 4, 2024 denial letters, describe the supervisory review performed before the letter was issued, identifying the reviewer(s), the steps taken, the date of the review, and any documents created during the review.</w:t>
-      </w:r>
-    </w:p>
-    <w:p>
-      <w:pPr>
-        <w:spacing w:after="160" w:line="276"/>
-      </w:pPr>
-      <w:r>
-        <w:rPr>
-          <w:b/>
-          <w:bCs/>
+        <w:t xml:space="preserve">State the date on which Your litigation hold concerning this matter was issued, its recipients, its scope, and each update to it.</w:t>
+      </w:r>
+    </w:p>
+    <w:p>
+      <w:pPr>
+        <w:spacing w:after="160" w:before="0" w:line="240" w:lineRule="auto"/>
+      </w:pPr>
+      <w:r>
+        <w:rPr>
+          <w:b/>
         </w:rPr>
         <w:t xml:space="preserve">INTERROGATORY NO. 17:  </w:t>
       </w:r>
       <w:r>
-        <w:t xml:space="preserve">State each fact on which You base any contention that The Appraisal Award resolved The Claim within the meaning of Minn. Stat. § 604.18, subd. 4(b), and identify every window that the award is intended to cover and every window it is intended to exclude, with the document or communication supporting each identification.</w:t>
-      </w:r>
-    </w:p>
-    <w:p>
-      <w:pPr>
-        <w:spacing w:after="160" w:line="276"/>
-      </w:pPr>
-      <w:r>
-        <w:rPr>
-          <w:b/>
-          <w:bCs/>
-        </w:rPr>
-        <w:t xml:space="preserve">INTERROGATORY NO. 18:  </w:t>
-      </w:r>
-      <w:r>
-        <w:t xml:space="preserve">State Your position, and the complete basis for it, on whether The Appraisal Award is binding on You as to causation under Quade v. Secura Insurance, 814 N.W.2d 703 (Minn. 2012).</w:t>
-      </w:r>
-    </w:p>
-    <w:p>
-      <w:pPr>
-        <w:spacing w:after="160" w:line="276"/>
-      </w:pPr>
-      <w:r>
-        <w:rPr>
-          <w:b/>
-          <w:bCs/>
-        </w:rPr>
-        <w:t xml:space="preserve">INTERROGATORY NO. 19:  </w:t>
-      </w:r>
-      <w:r>
-        <w:t xml:space="preserve">Identify each engagement of Prieve Engineering by You or any Farmers affiliate on a Minnesota claim from January 1, 2020 forward, stating for each the file number, the claim number, the type of loss, and the causation finding reached.</w:t>
-      </w:r>
-    </w:p>
-    <w:p>
-      <w:pPr>
-        <w:spacing w:after="160" w:line="276"/>
-      </w:pPr>
-      <w:r>
-        <w:rPr>
-          <w:b/>
-          <w:bCs/>
-        </w:rPr>
-        <w:t xml:space="preserve">INTERROGATORY NO. 20:  </w:t>
-      </w:r>
-      <w:r>
-        <w:t xml:space="preserve">Identify each engagement of Hancock Claims Consultants by You on a Minnesota claim from January 1, 2020 forward, stating for each the file number, the claim number, and the outcome.</w:t>
-      </w:r>
-    </w:p>
-    <w:p>
-      <w:pPr>
-        <w:spacing w:after="160" w:line="276"/>
-      </w:pPr>
-      <w:r>
-        <w:rPr>
-          <w:b/>
-          <w:bCs/>
-        </w:rPr>
-        <w:t xml:space="preserve">INTERROGATORY NO. 21:  </w:t>
-      </w:r>
-      <w:r>
-        <w:t xml:space="preserve">State the factual basis for each affirmative defense asserted in Your Answer to the Complaint, and identify the documents and witnesses that support each such defense.</w:t>
-      </w:r>
-    </w:p>
-    <w:p>
-      <w:pPr>
-        <w:spacing w:after="160" w:line="276"/>
-      </w:pPr>
-      <w:r>
-        <w:rPr>
-          <w:b/>
-          <w:bCs/>
-        </w:rPr>
-        <w:t xml:space="preserve">INTERROGATORY NO. 22:  </w:t>
-      </w:r>
-      <w:r>
-        <w:t xml:space="preserve">State the date on which Your litigation hold concerning this matter was issued, its recipients, its scope, and each update to it.</w:t>
-      </w:r>
-    </w:p>
-    <w:p>
-      <w:pPr>
-        <w:spacing w:after="160" w:line="276"/>
-      </w:pPr>
-      <w:r>
-        <w:rPr>
-          <w:b/>
-          <w:bCs/>
-        </w:rPr>
-        <w:t xml:space="preserve">INTERROGATORY NO. 23:  </w:t>
-      </w:r>
-      <w:r>
-        <w:t xml:space="preserve">Identify each custodian and information system within Your possession, custody, or control that is likely to contain documents or electronically stored information responsive to Plaintiffs’ First Set of Requests for Production of Documents.</w:t>
-      </w:r>
-    </w:p>
-    <w:p>
-      <w:pPr>
-        <w:spacing w:after="160" w:before="0" w:line="240" w:lineRule="auto"/>
-      </w:pPr>
-      <w:r>
-        <w:rPr>
-          <w:b/>
-        </w:rPr>
-        <w:t xml:space="preserve">INTERROGATORY NO. 24:  </w:t>
-      </w:r>
-      <w:r>
         <w:t>Describe Your policies, procedures, and practices for retaining, reviewing, evaluating, and accepting or rejecting third-party inspection reports and engineering reports on property claims, including the Hancock Claims Consultants and Prieve Engineering reports in The Claim, stating: (a) who within Farmers reviews such reports; (b) what independent review or analysis, if any, Farmers performs of a vendor’s findings and conclusions before relying on them; (c) whether and how an adjuster or supervisor may accept, modify, or reject a vendor’s conclusions; and (d) the review actually performed of the Hancock and Prieve reports in The Claim, identifying each person involved and each document created.</w:t>
       </w:r>
     </w:p>
@@ -1011,7 +906,7 @@
         <w:spacing w:after="160" w:before="200" w:line="276"/>
       </w:pPr>
       <w:r>
-        <w:t>Pursuant to Minn. R. Civ. P. 33.01(a), Plaintiffs state that the foregoing interrogatories number twenty-four (24) and, including all discrete subparts, do not exceed the fifty (50) interrogatories permitted without leave of court. Plaintiffs reserve the right to serve additional interrogatories by stipulation or upon leave of court, including any enlargement agreed at the Rule 26.06 conference.</w:t>
+        <w:t>Pursuant to Minn. R. Civ. P. 33.01(a), Plaintiffs state that the foregoing interrogatories number seventeen (17) and, including all discrete subparts, do not exceed the fifty (50) interrogatories permitted without leave of court. Plaintiffs reserve the right to serve additional interrogatories by stipulation or upon leave of court, including any enlargement agreed at the Rule 26.06 conference.</w:t>
       </w:r>
     </w:p>
     <w:p>
